--- a/assets/Benjamin_Espinoza_CV.docx
+++ b/assets/Benjamin_Espinoza_CV.docx
@@ -335,9 +335,17 @@
       </w:pPr>
       <w:r>
         <w:rPr>
+          <w:b/>
+          <w:color w:val="0F172A"/>
           <w:sz w:val="18"/>
         </w:rPr>
-        <w:t>• Fundé el área de analítica de datos, diseñando más de 30 dashboards en Power BI para operaciones, ventas, inventario y gerencia.</w:t>
+        <w:t xml:space="preserve">• Creación del Área de Analítica de Datos: </w:t>
+      </w:r>
+      <w:r>
+        <w:rPr>
+          <w:sz w:val="18"/>
+        </w:rPr>
+        <w:t>Trabajé directamente con la Gerencia de Operaciones para estructurar la analítica en una empresa con administración compartida, definiendo la base de KPIs desde cero para Ventas, Abastecimiento, Logística, Bodega, Comercio Exterior, Servicio Técnico y Gerencia General.</w:t>
       </w:r>
     </w:p>
     <w:p>
@@ -346,9 +354,17 @@
       </w:pPr>
       <w:r>
         <w:rPr>
+          <w:b/>
+          <w:color w:val="0F172A"/>
           <w:sz w:val="18"/>
         </w:rPr>
-        <w:t>• Automaticé la entrega diaria de reportes a la alta dirección, ahorrando hasta 1 hora diaria de trabajo manual.</w:t>
+        <w:t xml:space="preserve">• Desarrollo de 30-40+ Dashboards en Power BI: </w:t>
+      </w:r>
+      <w:r>
+        <w:rPr>
+          <w:sz w:val="18"/>
+        </w:rPr>
+        <w:t>Diseñé, modelé y publiqué más de 30 a 40 tableros de control en Power BI con actualización diaria para todas las áreas operativas y gerenciales.</w:t>
       </w:r>
     </w:p>
     <w:p>
@@ -357,9 +373,55 @@
       </w:pPr>
       <w:r>
         <w:rPr>
+          <w:b/>
+          <w:color w:val="0F172A"/>
           <w:sz w:val="18"/>
         </w:rPr>
-        <w:t>• Optimicé el proceso de presupuesto anual, reduciendo la ventana de ejecución de 6 a 2 meses en dos periodos consecutivos.</w:t>
+        <w:t xml:space="preserve">• Automatización del Informe Diario de Ventas: </w:t>
+      </w:r>
+      <w:r>
+        <w:rPr>
+          <w:sz w:val="18"/>
+        </w:rPr>
+        <w:t>Automaticé la consolidación del informe matutino de ventas diarias y cumplimiento de metas por sucursal, reduciendo el proceso manual de 1 hora diaria a solo 10-15 minutos (y consulta directa en Power BI).</w:t>
+      </w:r>
+    </w:p>
+    <w:p>
+      <w:pPr>
+        <w:spacing w:before="20" w:after="40"/>
+      </w:pPr>
+      <w:r>
+        <w:rPr>
+          <w:b/>
+          <w:color w:val="0F172A"/>
+          <w:sz w:val="18"/>
+        </w:rPr>
+        <w:t xml:space="preserve">• Liderazgo del Presupuesto Anual (3 años): </w:t>
+      </w:r>
+      <w:r>
+        <w:rPr>
+          <w:sz w:val="18"/>
+        </w:rPr>
+        <w:t>Reduje el ciclo de formulación presupuestaria de 6 meses a 3 meses y posteriormente a 2 meses en años consecutivos, trabajando directamente con gerentes de área (Ventas, Servicio, Filtración, DT Parts).</w:t>
+      </w:r>
+    </w:p>
+    <w:p>
+      <w:pPr>
+        <w:spacing w:before="20" w:after="40"/>
+      </w:pPr>
+      <w:r>
+        <w:rPr>
+          <w:b/>
+          <w:color w:val="0F172A"/>
+          <w:sz w:val="18"/>
+        </w:rPr>
+        <w:t xml:space="preserve">• Levantamiento de Requerimientos &amp; Iteración: </w:t>
+      </w:r>
+      <w:r>
+        <w:rPr>
+          <w:sz w:val="18"/>
+        </w:rPr>
+        <w:t>Levantamiento continuo de requerimientos con stakeholders de todos los niveles (jefes de bodega y taller mecánico hasta Gerente General y Directorio), iterando soluciones personalizadas en Power BI y consultas SQL.</w:t>
       </w:r>
     </w:p>
     <w:p>

--- a/assets/Benjamin_Espinoza_CV.docx
+++ b/assets/Benjamin_Espinoza_CV.docx
@@ -451,9 +451,17 @@
       </w:pPr>
       <w:r>
         <w:rPr>
+          <w:b/>
+          <w:color w:val="0F172A"/>
           <w:sz w:val="18"/>
         </w:rPr>
-        <w:t>• Supervisé el control de costos y KPIs operativos para proyectos de mantenimiento y modernización de ascensores.</w:t>
+        <w:t xml:space="preserve">• Control de Gestión &amp; Seguimiento de KPIs: </w:t>
+      </w:r>
+      <w:r>
+        <w:rPr>
+          <w:sz w:val="18"/>
+        </w:rPr>
+        <w:t>Control de costos operativos e indicadores de rendimiento (KPIs) para proyectos de mantenimiento y modernización de ascensores.</w:t>
       </w:r>
     </w:p>
     <w:p>
@@ -462,9 +470,36 @@
       </w:pPr>
       <w:r>
         <w:rPr>
+          <w:b/>
+          <w:color w:val="0F172A"/>
           <w:sz w:val="18"/>
         </w:rPr>
-        <w:t>• Construí modelos de costos y reportes financieros en Excel y Power BI para soportar la toma de decisiones estratégicas.</w:t>
+        <w:t xml:space="preserve">• Modelos Financieros &amp; Reportería BI: </w:t>
+      </w:r>
+      <w:r>
+        <w:rPr>
+          <w:sz w:val="18"/>
+        </w:rPr>
+        <w:t>Construcción de modelos financieros y dashboards en Excel y Power BI para soportar la toma de decisiones directivas.</w:t>
+      </w:r>
+    </w:p>
+    <w:p>
+      <w:pPr>
+        <w:spacing w:before="20" w:after="40"/>
+      </w:pPr>
+      <w:r>
+        <w:rPr>
+          <w:b/>
+          <w:color w:val="0F172A"/>
+          <w:sz w:val="18"/>
+        </w:rPr>
+        <w:t xml:space="preserve">• Optimización de Tiempos de Respuesta: </w:t>
+      </w:r>
+      <w:r>
+        <w:rPr>
+          <w:sz w:val="18"/>
+        </w:rPr>
+        <w:t>Análisis de datos de servicio y clientes junto a equipos técnicos y comerciales para mejorar los tiempos de atención a clientes.</w:t>
       </w:r>
     </w:p>
     <w:p>
